--- a/Vibe_Coding_Student_Book.docx
+++ b/Vibe_Coding_Student_Book.docx
@@ -20239,21 +20239,6 @@
     <w:p/>
     <w:p>
       <w:pPr>
-        <w:spacing w:after="160" w:line="276" w:lineRule="auto"/>
-      </w:pPr>
-      <w:r>
-        <w:rPr>
-          <w:rFonts w:ascii="Calibri" w:hAnsi="Calibri" w:eastAsia="Calibri"/>
-          <w:b/>
-          <w:i w:val="0"/>
-          <w:color w:val="1C2833"/>
-          <w:sz w:val="22"/>
-        </w:rPr>
-        <w:t>— End of Student Study Book —</w:t>
-      </w:r>
-    </w:p>
-    <w:p>
-      <w:pPr>
         <w:pStyle w:val="Heading1"/>
         <w:spacing w:after="160" w:before="280"/>
       </w:pPr>
@@ -26212,23 +26197,6 @@
       <w:pPr>
         <w:spacing w:after="200"/>
       </w:pPr>
-    </w:p>
-    <w:p>
-      <w:pPr>
-        <w:spacing w:after="120" w:before="0" w:line="276"/>
-        <w:jc w:val="center"/>
-      </w:pPr>
-      <w:r>
-        <w:rPr>
-          <w:rFonts w:ascii="Arial" w:cs="Arial" w:eastAsia="Arial" w:hAnsi="Arial"/>
-          <w:b/>
-          <w:bCs/>
-          <w:color w:val="0B3D2E"/>
-          <w:sz w:val="21"/>
-          <w:szCs w:val="21"/>
-        </w:rPr>
-        <w:t xml:space="preserve">— End of Student Workbook —</w:t>
-      </w:r>
     </w:p>
     <w:sectPr>
       <w:headerReference w:type="default" r:id="rId9"/>

--- a/Vibe_Coding_Student_Book.docx
+++ b/Vibe_Coding_Student_Book.docx
@@ -95,7 +95,7 @@
           <w:color w:val="5D6D7E"/>
           <w:sz w:val="20"/>
         </w:rPr>
-        <w:t>A StrideX Institute Program, in partnership with Wadhawaniya &amp; Co.</w:t>
+        <w:t>A SHAILESH-AI Program — AI Training &amp; Consulting</w:t>
       </w:r>
     </w:p>
     <w:p/>
@@ -26225,7 +26225,7 @@
         <w:color w:val="5D6D7E"/>
         <w:sz w:val="18"/>
       </w:rPr>
-      <w:t>CA Shailesh S Wadhawaniya · StrideX Institute</w:t>
+      <w:t>CA Shailesh S Wadhawaniya · SHAILESH-AI</w:t>
     </w:r>
   </w:p>
 </w:ftr>

--- a/Vibe_Coding_Student_Book.docx
+++ b/Vibe_Coding_Student_Book.docx
@@ -48,7 +48,7 @@
           <w:color w:val="1C2833"/>
           <w:sz w:val="36"/>
         </w:rPr>
-        <w:t>CA Shailesh S Wadhawaniya</w:t>
+        <w:t>Chartered Accountant Shailesh S Wadhawaniya</w:t>
       </w:r>
     </w:p>
     <w:p>
@@ -63,7 +63,7 @@
           <w:color w:val="5D6D7E"/>
           <w:sz w:val="22"/>
         </w:rPr>
-        <w:t>Chartered Accountant · AI Trainer · ESG Consultant · CPA(US) Educator</w:t>
+        <w:t>Chartered Accountant · AI Trainer &amp; Consultant · ESG Consultant · CPA(US) Educator</w:t>
       </w:r>
     </w:p>
     <w:p/>
@@ -139,7 +139,7 @@
           <w:color w:val="1C2833"/>
           <w:sz w:val="28"/>
         </w:rPr>
-        <w:t>CA Shailesh S Wadhawaniya</w:t>
+        <w:t>Chartered Accountant Shailesh S Wadhawaniya</w:t>
       </w:r>
     </w:p>
     <w:p>
@@ -151,7 +151,7 @@
           <w:color w:val="5D6D7E"/>
           <w:sz w:val="22"/>
         </w:rPr>
-        <w:t>Chartered Accountant · AI Trainer · ESG Consultant · CPA(US) Educator</w:t>
+        <w:t>Chartered Accountant · AI Trainer &amp; Consultant · ESG Consultant · CPA(US) Educator</w:t>
       </w:r>
     </w:p>
     <w:p/>
@@ -26225,7 +26225,7 @@
         <w:color w:val="5D6D7E"/>
         <w:sz w:val="18"/>
       </w:rPr>
-      <w:t>CA Shailesh S Wadhawaniya · SHAILESH-AI</w:t>
+      <w:t>Chartered Accountant Shailesh S Wadhawaniya · SHAILESH-AI</w:t>
     </w:r>
   </w:p>
 </w:ftr>
